--- a/docs_word/06_作品帖与发布草稿.docx
+++ b/docs_word/06_作品帖与发布草稿.docx
@@ -154,7 +154,7 @@
           <w:color w:val="0B3C5D"/>
           <w:sz w:val="27"/>
         </w:rPr>
-        <w:t>二、正文（中文，约 650 字，整段粘贴）</w:t>
+        <w:t>二、正文（中文，约 1,400 字，整段粘贴）</w:t>
       </w:r>
     </w:p>
     <w:p>
@@ -395,7 +395,7 @@
           <w:color w:val="444444"/>
           <w:sz w:val="19"/>
         </w:rPr>
-        <w:t>：指数有 72.3% 的日值为 0，"永远预报平均值"的常数均值基线极难被超过——模型在 3 / 7 / 14 天只比它低 0.0034 / 0.0011 / 0.0023（</w:t>
+        <w:t>：指数有 72.3% 的日值为 0，"永远预报平均值"的常数均值基线极难被超过——模型在 3 / 7 / 14 天只比它低 0.0035 / 0.0011 / 0.0024（</w:t>
       </w:r>
       <w:r>
         <w:rPr>
@@ -440,7 +440,7 @@
           <w:color w:val="444444"/>
           <w:sz w:val="19"/>
         </w:rPr>
-        <w:t>0.795 / 0.665 / 0.600 / 0.615</w:t>
+        <w:t>0.796 / 0.665 / 0.600 / 0.615</w:t>
       </w:r>
       <w:r>
         <w:rPr>
@@ -449,7 +449,7 @@
           <w:color w:val="444444"/>
           <w:sz w:val="19"/>
         </w:rPr>
-        <w:t>，全时效高于持续预报（0.587 / 0.429 / 0.433 / 0.583）。成品是一个</w:t>
+        <w:t>，全时效高于持续预报（0.585 / 0.438 / 0.437 / 0.583）。成品是一个</w:t>
       </w:r>
       <w:r>
         <w:rPr>
@@ -458,7 +458,7 @@
           <w:color w:val="444444"/>
           <w:sz w:val="19"/>
         </w:rPr>
-        <w:t>单文件、无 JavaScript、断网也能打开</w:t>
+        <w:t>单文件、断网也能打开、禁用 JavaScript 也能读全部数字</w:t>
       </w:r>
       <w:r>
         <w:rPr>
@@ -467,7 +467,7 @@
           <w:color w:val="444444"/>
           <w:sz w:val="19"/>
         </w:rPr>
-        <w:t>的页面：今日风险卡、8 天预报（数值天气预报驱动，带按时效放大的不确定区间）、与两个基线的对比表、近 180 天与近 300 天历史、年度病历表，以及面向潜店 / 修复队 / 度假村与政府的三档行动建议。</w:t>
+        <w:t>的页面（内置的一小段脚本只做导航高亮与折叠增强）：今日风险卡、8 天预报（数值天气预报驱动，区间按各时效样本外残差标定为经验 80%）、与两个基线的对比表、近 180 天与近 300 天历史、年度病历表，以及面向潜店 / 修复队 / 度假村与政府的三档行动建议。</w:t>
       </w:r>
     </w:p>
     <w:p>
@@ -531,7 +531,7 @@
           <w:color w:val="444444"/>
           <w:sz w:val="19"/>
         </w:rPr>
-        <w:t xml:space="preserve">——两条独立来源指向同一年。同海域的区域虚拟站点「Sabah, Malaysia」进一步把对照拉到逐日：本站 13 次热浪 </w:t>
+        <w:t xml:space="preserve">——两条独立来源方向一致（2025 年紧随其后：官方 14.51% 对本站 12 天；两者量纲不同，不构成独立验证）。同海域的区域虚拟站点「Sabah, Malaysia」进一步把对照拉到逐日：本站 13 次热浪 </w:t>
       </w:r>
       <w:r>
         <w:rPr>
@@ -567,7 +567,7 @@
           <w:color w:val="444444"/>
           <w:sz w:val="19"/>
         </w:rPr>
-        <w:t xml:space="preserve">）落在官方预警期内，本站日均海温与官方热斑像素 SST 平均只差 </w:t>
+        <w:t xml:space="preserve">）落在官方预警期内（但该站 82.3% 的日子本就在官方预警状态，提升仅 1.21 倍，这条只能证明无漏报、区分度很低），本站日均海温与官方热斑像素 SST 平均只差 </w:t>
       </w:r>
       <w:r>
         <w:rPr>
@@ -640,7 +640,7 @@
           <w:color w:val="444444"/>
           <w:sz w:val="19"/>
         </w:rPr>
-        <w:t>弃用了分类器</w:t>
+        <w:t>弃用了「未来 7 天是否成灾」这个二元分类器</w:t>
       </w:r>
       <w:r>
         <w:rPr>
@@ -649,7 +649,7 @@
           <w:color w:val="444444"/>
           <w:sz w:val="19"/>
         </w:rPr>
-        <w:t>，只保留连续指数回归，并在页面上写明「指数是统计估计，不替代现场判断」。NOAA 的 5 km 单点 NetCDF 序列在我们运行的环境里取不到（元数据可读、数据通路不通），取数命令已留档并写进材料。</w:t>
+        <w:t>，只保留连续指数回归，并在页面上写明「指数是统计估计，不替代现场判断」（白化那一路仍在用「未来 28 天出现热浪日」的二元概率模型，见成品页的学习模型卡）。NOAA 的 5 km 单点 NetCDF 序列在我们运行的环境里取不到（元数据可读、数据通路不通），取数命令已留档并写进材料。</w:t>
       </w:r>
       <w:r>
         <w:rPr>
@@ -749,7 +749,43 @@
           <w:color w:val="444444"/>
           <w:sz w:val="19"/>
         </w:rPr>
-        <w:t>，实测约 30 秒跑完取数 → 指标 → 模型 → 未来驱动预报 → 重画。</w:t>
+        <w:t xml:space="preserve">，本机实测 37 秒到 143 秒跑完取数 → 指标 → 模型 → 未来驱动预报 → 重画（纯 NumPy，零费用、零服务器；换一个新站点只需在 </w:t>
+      </w:r>
+      <w:r>
+        <w:rPr>
+          <w:rFonts w:ascii="Consolas" w:hAnsi="Consolas" w:eastAsia="微软雅黑"/>
+          <w:b w:val="0"/>
+          <w:color w:val="1F3A5F"/>
+          <w:sz w:val="18"/>
+        </w:rPr>
+        <w:t>pipeline/fetch_multisite.py</w:t>
+      </w:r>
+      <w:r>
+        <w:rPr>
+          <w:rFonts w:ascii="Segoe UI" w:hAnsi="Segoe UI" w:eastAsia="微软雅黑"/>
+          <w:b w:val="0"/>
+          <w:color w:val="444444"/>
+          <w:sz w:val="19"/>
+        </w:rPr>
+        <w:t xml:space="preserve"> 的 </w:t>
+      </w:r>
+      <w:r>
+        <w:rPr>
+          <w:rFonts w:ascii="Consolas" w:hAnsi="Consolas" w:eastAsia="微软雅黑"/>
+          <w:b w:val="0"/>
+          <w:color w:val="1F3A5F"/>
+          <w:sz w:val="18"/>
+        </w:rPr>
+        <w:t>SITES</w:t>
+      </w:r>
+      <w:r>
+        <w:rPr>
+          <w:rFonts w:ascii="Segoe UI" w:hAnsi="Segoe UI" w:eastAsia="微软雅黑"/>
+          <w:b w:val="0"/>
+          <w:color w:val="444444"/>
+          <w:sz w:val="19"/>
+        </w:rPr>
+        <w:t xml:space="preserve"> 里加一行坐标）。</w:t>
       </w:r>
     </w:p>
     <w:p>
@@ -828,7 +864,7 @@
           <w:color w:val="444444"/>
           <w:sz w:val="19"/>
         </w:rPr>
-        <w:t xml:space="preserve"> turns 1,446 days of fully public data (Open-Meteo Marine hourly + ERA5 daily) into a single 0–1 compound-hazard index for the coral reefs of Semporna, Sabah, and forecasts it 1–14 days ahead with a pure-NumPy ridge regression. A 66-feature ridge regression (rolling statistics, hazard memory, seasonality and same-day raw levels; the shrinkage λ is chosen by inner cross-validation inside each training window only) beats both persistence and climatology at every lead time we report (20.8% / 17.2% / 15.4% / 8.9% lower at 1 / 3 / 7 / 14 days), and its ranking AUC (0.795 / 0.665 / 0.600 / 0.615) stays above persistence everywhere — although at 3 / 7 / 14 days the RMSE edge over the constant-mean baseline is only 0.0011–0.0034, i.e. noise level, which we state openly. The deliverable is one offline HTML file with no JavaScript: today's risk card, an 8-day forecast with an empirical 80% interval, baseline comparisons, and role-specific actions for dive operators, restoration teams and local government. We also disclose what failed: a binary "outbreak within 7 days" classifier scored AUC 0.495 and was dropped. NOAA CRW 5 km aggregate statistics and the Coral Triangle hazard maps are embedded for cross-validation — the official record and our own both rank 2024 as the worst year since 1985.</w:t>
+        <w:t xml:space="preserve"> turns 1,446 days of fully public data (Open-Meteo Marine hourly + ERA5 daily) into a single 0–1 compound-hazard index for the coral reefs of Semporna, Sabah, and forecasts it 1–14 days ahead with a pure-NumPy ridge regression. A 66-feature ridge regression (rolling statistics, hazard memory, seasonality and same-day raw levels; the shrinkage λ is chosen by inner cross-validation inside each training window only) beats both persistence and climatology at every lead time we report (20.8% / 17.2% / 15.4% / 8.9% lower at 1 / 3 / 7 / 14 days), and its ranking AUC (0.796 / 0.665 / 0.600 / 0.615) stays above persistence everywhere — although at 3 / 7 / 14 days the RMSE edge over the constant-mean baseline is only 0.0011–0.0035, i.e. noise level, which we state openly. The deliverable is one offline HTML file that needs no JavaScript to read (one small inline script only adds navigation and progressive disclosure): today's risk card, an 8-day forecast with an empirical 80% interval, baseline comparisons, and role-specific actions for dive operators, restoration teams and local government. We also disclose what failed: a binary "outbreak within 7 days" classifier scored AUC 0.495 and was dropped. NOAA CRW 5 km aggregate statistics and the Coral Triangle hazard maps are embedded for cross-validation — the official record and our own both rank 2024 as the worst year since 1985.</w:t>
       </w:r>
     </w:p>
     <w:p>
@@ -1131,7 +1167,41 @@
           <w:b w:val="0"/>
           <w:sz w:val="21"/>
         </w:rPr>
-        <w:t>截图方式：打开 http://127.0.0.1:8788/ 后用 Win+Shift+S 框选，或直接对浏览器窗口截图。</w:t>
+        <w:t xml:space="preserve">截图方式：打开在线版 &lt;https://sloilmarve.github.io/reef-sentinel/&gt;（或本地 </w:t>
+      </w:r>
+      <w:r>
+        <w:rPr>
+          <w:rFonts w:ascii="Consolas" w:hAnsi="Consolas" w:eastAsia="微软雅黑"/>
+          <w:b w:val="0"/>
+          <w:color w:val="1F3A5F"/>
+          <w:sz w:val="20"/>
+        </w:rPr>
+        <w:t>demo/index.html</w:t>
+      </w:r>
+      <w:r>
+        <w:rPr>
+          <w:rFonts w:ascii="Segoe UI" w:hAnsi="Segoe UI" w:eastAsia="微软雅黑"/>
+          <w:b w:val="0"/>
+          <w:sz w:val="21"/>
+        </w:rPr>
+        <w:t xml:space="preserve">，或双击 </w:t>
+      </w:r>
+      <w:r>
+        <w:rPr>
+          <w:rFonts w:ascii="Consolas" w:hAnsi="Consolas" w:eastAsia="微软雅黑"/>
+          <w:b w:val="0"/>
+          <w:color w:val="1F3A5F"/>
+          <w:sz w:val="20"/>
+        </w:rPr>
+        <w:t>启动预览.bat</w:t>
+      </w:r>
+      <w:r>
+        <w:rPr>
+          <w:rFonts w:ascii="Segoe UI" w:hAnsi="Segoe UI" w:eastAsia="微软雅黑"/>
+          <w:b w:val="0"/>
+          <w:sz w:val="21"/>
+        </w:rPr>
+        <w:t xml:space="preserve"> 后用 &lt;http://127.0.0.1:8788/&gt;），再用 Win+Shift+S 框选，或直接对浏览器窗口截图。窗口宽度建议 1440 以上，首屏那张要连顶栏一起截。</w:t>
       </w:r>
     </w:p>
     <w:p>
@@ -1340,6 +1410,790 @@
         <w:t>若使用他人图片/代码，注明出处；本作品代码为自研、数据为公开 API。</w:t>
       </w:r>
     </w:p>
+    <w:p>
+      <w:pPr>
+        <w:jc w:val="center"/>
+      </w:pPr>
+      <w:r>
+        <w:rPr>
+          <w:rFonts w:ascii="Segoe UI" w:hAnsi="Segoe UI" w:eastAsia="微软雅黑"/>
+          <w:b w:val="0"/>
+          <w:color w:val="BBBBBB"/>
+          <w:sz w:val="18"/>
+        </w:rPr>
+        <w:t>______________________________________________</w:t>
+      </w:r>
+    </w:p>
+    <w:p>
+      <w:pPr>
+        <w:pStyle w:val="Heading2"/>
+      </w:pPr>
+      <w:r>
+        <w:rPr>
+          <w:rFonts w:ascii="Segoe UI" w:hAnsi="Segoe UI" w:eastAsia="微软雅黑"/>
+          <w:b/>
+          <w:color w:val="0B3C5D"/>
+          <w:sz w:val="27"/>
+        </w:rPr>
+        <w:t>八、平台分版草稿（同一组数字，不同长度，直接复制）</w:t>
+      </w:r>
+    </w:p>
+    <w:p>
+      <w:pPr>
+        <w:spacing w:after="80"/>
+      </w:pPr>
+      <w:r>
+        <w:rPr>
+          <w:rFonts w:ascii="Segoe UI" w:hAnsi="Segoe UI" w:eastAsia="微软雅黑"/>
+          <w:b w:val="0"/>
+          <w:sz w:val="21"/>
+        </w:rPr>
+        <w:t>通用纪律：</w:t>
+      </w:r>
+      <w:r>
+        <w:rPr>
+          <w:rFonts w:ascii="Segoe UI" w:hAnsi="Segoe UI" w:eastAsia="微软雅黑"/>
+          <w:b/>
+          <w:sz w:val="21"/>
+        </w:rPr>
+        <w:t>所有版本共用同一组数字</w:t>
+      </w:r>
+      <w:r>
+        <w:rPr>
+          <w:rFonts w:ascii="Segoe UI" w:hAnsi="Segoe UI" w:eastAsia="微软雅黑"/>
+          <w:b w:val="0"/>
+          <w:sz w:val="21"/>
+        </w:rPr>
+        <w:t xml:space="preserve">（与 </w:t>
+      </w:r>
+      <w:r>
+        <w:rPr>
+          <w:rFonts w:ascii="Consolas" w:hAnsi="Consolas" w:eastAsia="微软雅黑"/>
+          <w:b w:val="0"/>
+          <w:color w:val="1F3A5F"/>
+          <w:sz w:val="20"/>
+        </w:rPr>
+        <w:t>docs/02_数据与AI说明.md</w:t>
+      </w:r>
+      <w:r>
+        <w:rPr>
+          <w:rFonts w:ascii="Segoe UI" w:hAnsi="Segoe UI" w:eastAsia="微软雅黑"/>
+          <w:b w:val="0"/>
+          <w:sz w:val="21"/>
+        </w:rPr>
+        <w:t xml:space="preserve"> 一致），任何版本都不写「即将覆盖整个沙巴」这类承诺；每个平台都保留一条局限说明，因为「如实说」本身就是这个作品的卖点。</w:t>
+      </w:r>
+    </w:p>
+    <w:p>
+      <w:pPr>
+        <w:pStyle w:val="Heading3"/>
+      </w:pPr>
+      <w:r>
+        <w:rPr>
+          <w:rFonts w:ascii="Segoe UI" w:hAnsi="Segoe UI" w:eastAsia="微软雅黑"/>
+          <w:b/>
+          <w:color w:val="0B3C5D"/>
+          <w:sz w:val="24"/>
+        </w:rPr>
+        <w:t>8.1 小红书（中文，短段落，标题 ≤20 字）</w:t>
+      </w:r>
+    </w:p>
+    <w:p>
+      <w:pPr>
+        <w:spacing w:after="80"/>
+      </w:pPr>
+      <w:r>
+        <w:rPr>
+          <w:rFonts w:ascii="Segoe UI" w:hAnsi="Segoe UI" w:eastAsia="微软雅黑"/>
+          <w:b/>
+          <w:sz w:val="21"/>
+        </w:rPr>
+        <w:t>标题</w:t>
+      </w:r>
+      <w:r>
+        <w:rPr>
+          <w:rFonts w:ascii="Segoe UI" w:hAnsi="Segoe UI" w:eastAsia="微软雅黑"/>
+          <w:b w:val="0"/>
+          <w:sz w:val="21"/>
+        </w:rPr>
+        <w:t>：仙本那潜店，今天该不该出海</w:t>
+      </w:r>
+    </w:p>
+    <w:p>
+      <w:pPr>
+        <w:spacing w:after="80"/>
+      </w:pPr>
+      <w:r>
+        <w:rPr>
+          <w:rFonts w:ascii="Segoe UI" w:hAnsi="Segoe UI" w:eastAsia="微软雅黑"/>
+          <w:b/>
+          <w:sz w:val="21"/>
+        </w:rPr>
+        <w:t>正文</w:t>
+      </w:r>
+      <w:r>
+        <w:rPr>
+          <w:rFonts w:ascii="Segoe UI" w:hAnsi="Segoe UI" w:eastAsia="微软雅黑"/>
+          <w:b w:val="0"/>
+          <w:sz w:val="21"/>
+        </w:rPr>
+        <w:t>：</w:t>
+      </w:r>
+    </w:p>
+    <w:p>
+      <w:pPr>
+        <w:spacing w:after="80"/>
+      </w:pPr>
+      <w:r>
+        <w:rPr>
+          <w:rFonts w:ascii="Segoe UI" w:hAnsi="Segoe UI" w:eastAsia="微软雅黑"/>
+          <w:b w:val="0"/>
+          <w:sz w:val="21"/>
+        </w:rPr>
+        <w:t>我们做了一张「今天该不该出海」的风险页。</w:t>
+      </w:r>
+    </w:p>
+    <w:p>
+      <w:pPr>
+        <w:spacing w:after="80"/>
+      </w:pPr>
+      <w:r>
+        <w:rPr>
+          <w:rFonts w:ascii="Segoe UI" w:hAnsi="Segoe UI" w:eastAsia="微软雅黑"/>
+          <w:b w:val="0"/>
+          <w:sz w:val="21"/>
+        </w:rPr>
+        <w:t>1,446 天公开数据（Open-Meteo 海洋 + ERA5 气象），只回答一件事：浪、雨、风暴增水三类压力，今天有几项越了本站历史的第 90 百分位。</w:t>
+      </w:r>
+    </w:p>
+    <w:p>
+      <w:pPr>
+        <w:spacing w:after="80"/>
+      </w:pPr>
+      <w:r>
+        <w:rPr>
+          <w:rFonts w:ascii="Segoe UI" w:hAnsi="Segoe UI" w:eastAsia="微软雅黑"/>
+          <w:b w:val="0"/>
+          <w:sz w:val="21"/>
+        </w:rPr>
+        <w:t>页面给三样东西：</w:t>
+      </w:r>
+    </w:p>
+    <w:p>
+      <w:pPr>
+        <w:pStyle w:val="ListBullet"/>
+        <w:ind w:left="320"/>
+      </w:pPr>
+      <w:r>
+        <w:rPr>
+          <w:rFonts w:ascii="Segoe UI" w:hAnsi="Segoe UI" w:eastAsia="微软雅黑"/>
+          <w:b w:val="0"/>
+          <w:sz w:val="21"/>
+        </w:rPr>
+        <w:t>今天档位：低 / 注意 / 高 / 极高，以及距触发线最近的驱动是哪一类、差多少；</w:t>
+      </w:r>
+    </w:p>
+    <w:p>
+      <w:pPr>
+        <w:pStyle w:val="ListBullet"/>
+        <w:ind w:left="320"/>
+      </w:pPr>
+      <w:r>
+        <w:rPr>
+          <w:rFonts w:ascii="Segoe UI" w:hAnsi="Segoe UI" w:eastAsia="微软雅黑"/>
+          <w:b w:val="0"/>
+          <w:sz w:val="21"/>
+        </w:rPr>
+        <w:t>未来 8 天的逐日档位与 80% 经验区间；</w:t>
+      </w:r>
+    </w:p>
+    <w:p>
+      <w:pPr>
+        <w:pStyle w:val="ListBullet"/>
+        <w:ind w:left="320"/>
+      </w:pPr>
+      <w:r>
+        <w:rPr>
+          <w:rFonts w:ascii="Segoe UI" w:hAnsi="Segoe UI" w:eastAsia="微软雅黑"/>
+          <w:b w:val="0"/>
+          <w:sz w:val="21"/>
+        </w:rPr>
+        <w:t>按角色分好的动作：潜店、珊瑚修复队、海洋公园管理方各看哪一条。</w:t>
+      </w:r>
+    </w:p>
+    <w:p>
+      <w:pPr>
+        <w:spacing w:after="80"/>
+      </w:pPr>
+      <w:r>
+        <w:rPr>
+          <w:rFonts w:ascii="Segoe UI" w:hAnsi="Segoe UI" w:eastAsia="微软雅黑"/>
+          <w:b w:val="0"/>
+          <w:sz w:val="21"/>
+        </w:rPr>
+        <w:t>精度也说清楚：1 / 3 / 7 / 14 天的误差比「照抄昨天」低 20.8% / 17.2% / 15.4% / 8.9%；但指数有 72.3% 的日值是 0，所以 3 天以上的优势其实很小。我们试过「未来 7 天会不会成灾」的分类器，样本外 AUC 只有 0.495（约等于随机），就把它撤掉了——留在页面上，不藏。</w:t>
+      </w:r>
+    </w:p>
+    <w:p>
+      <w:pPr>
+        <w:spacing w:after="80"/>
+      </w:pPr>
+      <w:r>
+        <w:rPr>
+          <w:rFonts w:ascii="Segoe UI" w:hAnsi="Segoe UI" w:eastAsia="微软雅黑"/>
+          <w:b w:val="0"/>
+          <w:sz w:val="21"/>
+        </w:rPr>
+        <w:t>单文件、断网能开：sloilmarve.github.io/reef-sentinel</w:t>
+      </w:r>
+    </w:p>
+    <w:p>
+      <w:pPr>
+        <w:spacing w:after="80"/>
+      </w:pPr>
+      <w:r>
+        <w:rPr>
+          <w:rFonts w:ascii="Segoe UI" w:hAnsi="Segoe UI" w:eastAsia="微软雅黑"/>
+          <w:b w:val="0"/>
+          <w:sz w:val="21"/>
+        </w:rPr>
+        <w:t>#AI4Climate #珊瑚礁 #仙本那 #沙巴 #气候韧性 #开源</w:t>
+      </w:r>
+    </w:p>
+    <w:p>
+      <w:pPr>
+        <w:pStyle w:val="Heading3"/>
+      </w:pPr>
+      <w:r>
+        <w:rPr>
+          <w:rFonts w:ascii="Segoe UI" w:hAnsi="Segoe UI" w:eastAsia="微软雅黑"/>
+          <w:b/>
+          <w:color w:val="0B3C5D"/>
+          <w:sz w:val="24"/>
+        </w:rPr>
+        <w:t>8.2 X / Twitter（英文，4 条 thread，每条控制在 280 字符内）</w:t>
+      </w:r>
+    </w:p>
+    <w:p>
+      <w:pPr>
+        <w:pStyle w:val="ListNumber"/>
+      </w:pPr>
+      <w:r>
+        <w:rPr>
+          <w:rFonts w:ascii="Segoe UI" w:hAnsi="Segoe UI" w:eastAsia="微软雅黑"/>
+          <w:b w:val="0"/>
+          <w:sz w:val="21"/>
+        </w:rPr>
+        <w:t>Semporna's reefs take compound stress: heat, rain runoff, waves and surge, often in the same week. NOAA's bleaching watch is a region-level raster; the person deciding "is the boat going out tomorrow?" can't act on it. So we built one page that answers that.</w:t>
+      </w:r>
+    </w:p>
+    <w:p>
+      <w:pPr>
+        <w:pStyle w:val="ListNumber"/>
+      </w:pPr>
+      <w:r>
+        <w:rPr>
+          <w:rFonts w:ascii="Segoe UI" w:hAnsi="Segoe UI" w:eastAsia="微软雅黑"/>
+          <w:b w:val="0"/>
+          <w:sz w:val="21"/>
+        </w:rPr>
+        <w:t>1,446 days of fully public data (Open-Meteo Marine + ERA5) → one 0–1 compound-hazard index, 44 compound-hazard days (3.0%), forecast 1–14 days ahead by a 66-feature pure-NumPy ridge. RMSE 20.8% / 17.2% / 15.4% / 8.9% below persistence at 1 / 3 / 7 / 14 days.</w:t>
+      </w:r>
+    </w:p>
+    <w:p>
+      <w:pPr>
+        <w:pStyle w:val="ListNumber"/>
+      </w:pPr>
+      <w:r>
+        <w:rPr>
+          <w:rFonts w:ascii="Segoe UI" w:hAnsi="Segoe UI" w:eastAsia="微软雅黑"/>
+          <w:b w:val="0"/>
+          <w:sz w:val="21"/>
+        </w:rPr>
+        <w:t>Honest part: 72.3% of days are 0, so the constant-mean baseline is brutal (our 3/7/14-day RMSE edge is 0.0011–0.0035, noise). A binary "outbreak in 7 days" classifier scored AUC 0.495; we dropped it. Ranking AUC 0.796 / 0.665 / 0.600 / 0.615 still beats persistence.</w:t>
+      </w:r>
+    </w:p>
+    <w:p>
+      <w:pPr>
+        <w:pStyle w:val="ListNumber"/>
+      </w:pPr>
+      <w:r>
+        <w:rPr>
+          <w:rFonts w:ascii="Segoe UI" w:hAnsi="Segoe UI" w:eastAsia="微软雅黑"/>
+          <w:b w:val="0"/>
+          <w:sz w:val="21"/>
+        </w:rPr>
+        <w:t>Deliverable: one HTML file, opens offline, needs no JS to read (one small script adds nav/collapse), refreshed daily 06:10 Malaysia time. Official NOAA CRW record and ours both rank 2024 as the worst year since 1985. Code + plan: github.com/sloilmarve/reef-sentinel</w:t>
+      </w:r>
+    </w:p>
+    <w:p>
+      <w:pPr>
+        <w:pStyle w:val="Heading3"/>
+      </w:pPr>
+      <w:r>
+        <w:rPr>
+          <w:rFonts w:ascii="Segoe UI" w:hAnsi="Segoe UI" w:eastAsia="微软雅黑"/>
+          <w:b/>
+          <w:color w:val="0B3C5D"/>
+          <w:sz w:val="24"/>
+        </w:rPr>
+        <w:t>8.3 LinkedIn（英文，专业语气，约 150 词）</w:t>
+      </w:r>
+    </w:p>
+    <w:p>
+      <w:pPr>
+        <w:spacing w:after="80"/>
+      </w:pPr>
+      <w:r>
+        <w:rPr>
+          <w:rFonts w:ascii="Segoe UI" w:hAnsi="Segoe UI" w:eastAsia="微软雅黑"/>
+          <w:b w:val="0"/>
+          <w:sz w:val="21"/>
+        </w:rPr>
+        <w:t>Semporna, Sabah sits in the Coral Triangle: a dive-tourism economy and a restoration programme on the same reef system. The operational question there is not "what is the bleaching risk this season" — it is "can we take the boat out tomorrow, and should the nursery crew dive this week".</w:t>
+      </w:r>
+    </w:p>
+    <w:p>
+      <w:pPr>
+        <w:spacing w:after="80"/>
+      </w:pPr>
+      <w:r>
+        <w:rPr>
+          <w:rFonts w:ascii="Segoe UI" w:hAnsi="Segoe UI" w:eastAsia="微软雅黑"/>
+          <w:b w:val="0"/>
+          <w:sz w:val="21"/>
+        </w:rPr>
+        <w:t>Reef Sentinel answers it with one number. We turn 1,446 days of public data into a compound-hazard index over three drivers (wave, rain, storm surge) above the station's own record-period p90, forecast 1–14 days ahead by a 66-feature ridge regression trained and validated within expanding windows, and publish the result as a single offline HTML file that refreshes itself daily.</w:t>
+      </w:r>
+    </w:p>
+    <w:p>
+      <w:pPr>
+        <w:spacing w:after="80"/>
+      </w:pPr>
+      <w:r>
+        <w:rPr>
+          <w:rFonts w:ascii="Segoe UI" w:hAnsi="Segoe UI" w:eastAsia="微软雅黑"/>
+          <w:b w:val="0"/>
+          <w:sz w:val="21"/>
+        </w:rPr>
+        <w:t>We also publish what did not work: a binary outbreak classifier (AUC 0.495) was dropped, and at 3 days and beyond the margin over a constant-mean baseline is within noise. The 2024 ranking matches NOAA Coral Reef Watch's official record.</w:t>
+      </w:r>
+    </w:p>
+    <w:p>
+      <w:pPr>
+        <w:spacing w:after="80"/>
+      </w:pPr>
+      <w:r>
+        <w:rPr>
+          <w:rFonts w:ascii="Segoe UI" w:hAnsi="Segoe UI" w:eastAsia="微软雅黑"/>
+          <w:b w:val="0"/>
+          <w:sz w:val="21"/>
+        </w:rPr>
+        <w:t>Code and materials: github.com/sloilmarve/reef-sentinel</w:t>
+      </w:r>
+    </w:p>
+    <w:p>
+      <w:pPr>
+        <w:pStyle w:val="Heading3"/>
+      </w:pPr>
+      <w:r>
+        <w:rPr>
+          <w:rFonts w:ascii="Segoe UI" w:hAnsi="Segoe UI" w:eastAsia="微软雅黑"/>
+          <w:b/>
+          <w:color w:val="0B3C5D"/>
+          <w:sz w:val="24"/>
+        </w:rPr>
+        <w:t>8.4 可直接引用的一句 + 事实框（给媒体、评委或任何转述者）</w:t>
+      </w:r>
+    </w:p>
+    <w:p>
+      <w:pPr>
+        <w:spacing w:after="80"/>
+      </w:pPr>
+      <w:r>
+        <w:rPr>
+          <w:rFonts w:ascii="Segoe UI" w:hAnsi="Segoe UI" w:eastAsia="微软雅黑"/>
+          <w:b/>
+          <w:sz w:val="21"/>
+        </w:rPr>
+        <w:t>引文（quote-ready）</w:t>
+      </w:r>
+      <w:r>
+        <w:rPr>
+          <w:rFonts w:ascii="Segoe UI" w:hAnsi="Segoe UI" w:eastAsia="微软雅黑"/>
+          <w:b w:val="0"/>
+          <w:sz w:val="21"/>
+        </w:rPr>
+        <w:t>：「我们不想再做一个漂亮的示意图。潜店每天早上要回答的只有一个问题——今天能不能出海；我们把它变成一个 0 到 1 的指数、一条 8 天的区间，和三份按角色分好的动作。」</w:t>
+      </w:r>
+    </w:p>
+    <w:p>
+      <w:pPr>
+        <w:spacing w:after="80"/>
+      </w:pPr>
+      <w:r>
+        <w:rPr>
+          <w:rFonts w:ascii="Segoe UI" w:hAnsi="Segoe UI" w:eastAsia="微软雅黑"/>
+          <w:b/>
+          <w:sz w:val="21"/>
+        </w:rPr>
+        <w:t>事实框（三行）</w:t>
+      </w:r>
+      <w:r>
+        <w:rPr>
+          <w:rFonts w:ascii="Segoe UI" w:hAnsi="Segoe UI" w:eastAsia="微软雅黑"/>
+          <w:b w:val="0"/>
+          <w:sz w:val="21"/>
+        </w:rPr>
+        <w:t>：</w:t>
+      </w:r>
+    </w:p>
+    <w:p>
+      <w:pPr>
+        <w:pStyle w:val="ListBullet"/>
+        <w:ind w:left="320"/>
+      </w:pPr>
+      <w:r>
+        <w:rPr>
+          <w:rFonts w:ascii="Segoe UI" w:hAnsi="Segoe UI" w:eastAsia="微软雅黑"/>
+          <w:b/>
+          <w:sz w:val="21"/>
+        </w:rPr>
+        <w:t>数据</w:t>
+      </w:r>
+      <w:r>
+        <w:rPr>
+          <w:rFonts w:ascii="Segoe UI" w:hAnsi="Segoe UI" w:eastAsia="微软雅黑"/>
+          <w:b w:val="0"/>
+          <w:sz w:val="21"/>
+        </w:rPr>
+        <w:t>：Open-Meteo Marine / ERA5 公开接口 + NOAA CRW 公开汇总，2022-11-01 至 2026-10-16，1,446 天；</w:t>
+      </w:r>
+    </w:p>
+    <w:p>
+      <w:pPr>
+        <w:pStyle w:val="ListBullet"/>
+        <w:ind w:left="320"/>
+      </w:pPr>
+      <w:r>
+        <w:rPr>
+          <w:rFonts w:ascii="Segoe UI" w:hAnsi="Segoe UI" w:eastAsia="微软雅黑"/>
+          <w:b/>
+          <w:sz w:val="21"/>
+        </w:rPr>
+        <w:t>方法</w:t>
+      </w:r>
+      <w:r>
+        <w:rPr>
+          <w:rFonts w:ascii="Segoe UI" w:hAnsi="Segoe UI" w:eastAsia="微软雅黑"/>
+          <w:b w:val="0"/>
+          <w:sz w:val="21"/>
+        </w:rPr>
+        <w:t>：66 特征纯 NumPy 岭回归，1–14 天预报；1 天 RMSE 0.1406（持续预报 0.1776）；排序 AUC 0.796 / 0.665 / 0.600 / 0.615；</w:t>
+      </w:r>
+    </w:p>
+    <w:p>
+      <w:pPr>
+        <w:pStyle w:val="ListBullet"/>
+        <w:ind w:left="320"/>
+      </w:pPr>
+      <w:r>
+        <w:rPr>
+          <w:rFonts w:ascii="Segoe UI" w:hAnsi="Segoe UI" w:eastAsia="微软雅黑"/>
+          <w:b/>
+          <w:sz w:val="21"/>
+        </w:rPr>
+        <w:t>交付</w:t>
+      </w:r>
+      <w:r>
+        <w:rPr>
+          <w:rFonts w:ascii="Segoe UI" w:hAnsi="Segoe UI" w:eastAsia="微软雅黑"/>
+          <w:b w:val="0"/>
+          <w:sz w:val="21"/>
+        </w:rPr>
+        <w:t>：单文件离线 HTML（无需 JavaScript 也能读全部数字，内置的一小段脚本只做导航与折叠），每日 06:10 马来西亚时间自动刷新；在线版 sloilmarve.github.io/reef-sentinel，源码 github.com/sloilmarve/reef-sentinel。</w:t>
+      </w:r>
+    </w:p>
+    <w:p>
+      <w:pPr>
+        <w:pStyle w:val="Heading3"/>
+      </w:pPr>
+      <w:r>
+        <w:rPr>
+          <w:rFonts w:ascii="Segoe UI" w:hAnsi="Segoe UI" w:eastAsia="微软雅黑"/>
+          <w:b/>
+          <w:color w:val="0B3C5D"/>
+          <w:sz w:val="24"/>
+        </w:rPr>
+        <w:t>8.5 48 小时发布节奏</w:t>
+      </w:r>
+    </w:p>
+    <w:tbl>
+      <w:tblPr>
+        <w:tblStyle w:val="LightGrid-Accent1"/>
+        <w:tblW w:type="auto" w:w="0"/>
+        <w:tblLook w:firstColumn="1" w:firstRow="1" w:lastColumn="0" w:lastRow="0" w:noHBand="0" w:noVBand="1" w:val="04A0"/>
+      </w:tblPr>
+      <w:tblGrid>
+        <w:gridCol w:w="2880"/>
+        <w:gridCol w:w="2880"/>
+        <w:gridCol w:w="2880"/>
+      </w:tblGrid>
+      <w:tr>
+        <w:tc>
+          <w:tcPr>
+            <w:tcW w:type="dxa" w:w="2880"/>
+            <w:shd w:val="clear" w:color="auto" w:fill="DCE6F1"/>
+          </w:tcPr>
+          <w:p>
+            <w:r/>
+            <w:r>
+              <w:rPr>
+                <w:rFonts w:ascii="Segoe UI" w:hAnsi="Segoe UI" w:eastAsia="微软雅黑"/>
+                <w:b/>
+                <w:sz w:val="19"/>
+              </w:rPr>
+              <w:t>时间</w:t>
+            </w:r>
+          </w:p>
+        </w:tc>
+        <w:tc>
+          <w:tcPr>
+            <w:tcW w:type="dxa" w:w="2880"/>
+            <w:shd w:val="clear" w:color="auto" w:fill="DCE6F1"/>
+          </w:tcPr>
+          <w:p>
+            <w:r/>
+            <w:r>
+              <w:rPr>
+                <w:rFonts w:ascii="Segoe UI" w:hAnsi="Segoe UI" w:eastAsia="微软雅黑"/>
+                <w:b/>
+                <w:sz w:val="19"/>
+              </w:rPr>
+              <w:t>动作</w:t>
+            </w:r>
+          </w:p>
+        </w:tc>
+        <w:tc>
+          <w:tcPr>
+            <w:tcW w:type="dxa" w:w="2880"/>
+            <w:shd w:val="clear" w:color="auto" w:fill="DCE6F1"/>
+          </w:tcPr>
+          <w:p>
+            <w:r/>
+            <w:r>
+              <w:rPr>
+                <w:rFonts w:ascii="Segoe UI" w:hAnsi="Segoe UI" w:eastAsia="微软雅黑"/>
+                <w:b/>
+                <w:sz w:val="19"/>
+              </w:rPr>
+              <w:t>目的</w:t>
+            </w:r>
+          </w:p>
+        </w:tc>
+      </w:tr>
+      <w:tr>
+        <w:tc>
+          <w:tcPr>
+            <w:tcW w:type="dxa" w:w="2880"/>
+          </w:tcPr>
+          <w:p>
+            <w:r/>
+            <w:r>
+              <w:rPr>
+                <w:rFonts w:ascii="Segoe UI" w:hAnsi="Segoe UI" w:eastAsia="微软雅黑"/>
+                <w:b w:val="0"/>
+                <w:sz w:val="18"/>
+              </w:rPr>
+              <w:t>第 0 天上午</w:t>
+            </w:r>
+          </w:p>
+        </w:tc>
+        <w:tc>
+          <w:tcPr>
+            <w:tcW w:type="dxa" w:w="2880"/>
+          </w:tcPr>
+          <w:p>
+            <w:r/>
+            <w:r>
+              <w:rPr>
+                <w:rFonts w:ascii="Segoe UI" w:hAnsi="Segoe UI" w:eastAsia="微软雅黑"/>
+                <w:b w:val="0"/>
+                <w:sz w:val="18"/>
+              </w:rPr>
+              <w:t>发布社区帖（第二节）并复制帖子链接回填报名表</w:t>
+            </w:r>
+          </w:p>
+        </w:tc>
+        <w:tc>
+          <w:tcPr>
+            <w:tcW w:type="dxa" w:w="2880"/>
+          </w:tcPr>
+          <w:p>
+            <w:r/>
+            <w:r>
+              <w:rPr>
+                <w:rFonts w:ascii="Segoe UI" w:hAnsi="Segoe UI" w:eastAsia="微软雅黑"/>
+                <w:b w:val="0"/>
+                <w:sz w:val="18"/>
+              </w:rPr>
+              <w:t>满足报名表「作品帖」一栏</w:t>
+            </w:r>
+          </w:p>
+        </w:tc>
+      </w:tr>
+      <w:tr>
+        <w:tc>
+          <w:tcPr>
+            <w:tcW w:type="dxa" w:w="2880"/>
+          </w:tcPr>
+          <w:p>
+            <w:r/>
+            <w:r>
+              <w:rPr>
+                <w:rFonts w:ascii="Segoe UI" w:hAnsi="Segoe UI" w:eastAsia="微软雅黑"/>
+                <w:b w:val="0"/>
+                <w:sz w:val="18"/>
+              </w:rPr>
+              <w:t>第 0 天晚间</w:t>
+            </w:r>
+          </w:p>
+        </w:tc>
+        <w:tc>
+          <w:tcPr>
+            <w:tcW w:type="dxa" w:w="2880"/>
+          </w:tcPr>
+          <w:p>
+            <w:r/>
+            <w:r>
+              <w:rPr>
+                <w:rFonts w:ascii="Segoe UI" w:hAnsi="Segoe UI" w:eastAsia="微软雅黑"/>
+                <w:b w:val="0"/>
+                <w:sz w:val="18"/>
+              </w:rPr>
+              <w:t>小红书（8.1）</w:t>
+            </w:r>
+          </w:p>
+        </w:tc>
+        <w:tc>
+          <w:tcPr>
+            <w:tcW w:type="dxa" w:w="2880"/>
+          </w:tcPr>
+          <w:p>
+            <w:r/>
+            <w:r>
+              <w:rPr>
+                <w:rFonts w:ascii="Segoe UI" w:hAnsi="Segoe UI" w:eastAsia="微软雅黑"/>
+                <w:b w:val="0"/>
+                <w:sz w:val="18"/>
+              </w:rPr>
+              <w:t>触达本地潜店与旅行者</w:t>
+            </w:r>
+          </w:p>
+        </w:tc>
+      </w:tr>
+      <w:tr>
+        <w:tc>
+          <w:tcPr>
+            <w:tcW w:type="dxa" w:w="2880"/>
+          </w:tcPr>
+          <w:p>
+            <w:r/>
+            <w:r>
+              <w:rPr>
+                <w:rFonts w:ascii="Segoe UI" w:hAnsi="Segoe UI" w:eastAsia="微软雅黑"/>
+                <w:b w:val="0"/>
+                <w:sz w:val="18"/>
+              </w:rPr>
+              <w:t>第 1 天上午</w:t>
+            </w:r>
+          </w:p>
+        </w:tc>
+        <w:tc>
+          <w:tcPr>
+            <w:tcW w:type="dxa" w:w="2880"/>
+          </w:tcPr>
+          <w:p>
+            <w:r/>
+            <w:r>
+              <w:rPr>
+                <w:rFonts w:ascii="Segoe UI" w:hAnsi="Segoe UI" w:eastAsia="微软雅黑"/>
+                <w:b w:val="0"/>
+                <w:sz w:val="18"/>
+              </w:rPr>
+              <w:t>X thread（8.2）+ LinkedIn（8.3）</w:t>
+            </w:r>
+          </w:p>
+        </w:tc>
+        <w:tc>
+          <w:tcPr>
+            <w:tcW w:type="dxa" w:w="2880"/>
+          </w:tcPr>
+          <w:p>
+            <w:r/>
+            <w:r>
+              <w:rPr>
+                <w:rFonts w:ascii="Segoe UI" w:hAnsi="Segoe UI" w:eastAsia="微软雅黑"/>
+                <w:b w:val="0"/>
+                <w:sz w:val="18"/>
+              </w:rPr>
+              <w:t>触达国际评委、NGO 与从业者</w:t>
+            </w:r>
+          </w:p>
+        </w:tc>
+      </w:tr>
+      <w:tr>
+        <w:tc>
+          <w:tcPr>
+            <w:tcW w:type="dxa" w:w="2880"/>
+          </w:tcPr>
+          <w:p>
+            <w:r/>
+            <w:r>
+              <w:rPr>
+                <w:rFonts w:ascii="Segoe UI" w:hAnsi="Segoe UI" w:eastAsia="微软雅黑"/>
+                <w:b w:val="0"/>
+                <w:sz w:val="18"/>
+              </w:rPr>
+              <w:t>第 1 天起 48 小时内</w:t>
+            </w:r>
+          </w:p>
+        </w:tc>
+        <w:tc>
+          <w:tcPr>
+            <w:tcW w:type="dxa" w:w="2880"/>
+          </w:tcPr>
+          <w:p>
+            <w:r/>
+            <w:r>
+              <w:rPr>
+                <w:rFonts w:ascii="Segoe UI" w:hAnsi="Segoe UI" w:eastAsia="微软雅黑"/>
+                <w:b w:val="0"/>
+                <w:sz w:val="18"/>
+              </w:rPr>
+              <w:t>逐条回复评论，把「你觉得缺哪个变量」收集成下一轮迭代输入</w:t>
+            </w:r>
+          </w:p>
+        </w:tc>
+        <w:tc>
+          <w:tcPr>
+            <w:tcW w:type="dxa" w:w="2880"/>
+          </w:tcPr>
+          <w:p>
+            <w:r/>
+            <w:r>
+              <w:rPr>
+                <w:rFonts w:ascii="Segoe UI" w:hAnsi="Segoe UI" w:eastAsia="微软雅黑"/>
+                <w:b w:val="0"/>
+                <w:sz w:val="18"/>
+              </w:rPr>
+              <w:t>「传播与公众采纳」这 15% 本身就计入评审</w:t>
+            </w:r>
+          </w:p>
+        </w:tc>
+      </w:tr>
+    </w:tbl>
+    <w:p/>
     <w:sectPr>
       <w:pgSz w:w="12240" w:h="15840"/>
       <w:pgMar w:top="1440" w:right="1800" w:bottom="1440" w:left="1800" w:header="720" w:footer="720" w:gutter="0"/>
